--- a/docs/handouts/Ch05_Windmill_STUDENT.docx
+++ b/docs/handouts/Ch05_Windmill_STUDENT.docx
@@ -576,7 +576,7 @@
                 <w:i w:val="false"/>
                 <w:iCs w:val="false"/>
               </w:rPr>
-              <w:t xml:space="preserve">(1) Build from the EXP kit — including bevel gears from the Advanced Gear Kit; these are shared with V5, so build from the EXP supply to keep the competition kits complete. (2) The whole windmill must fit one storage cubby, about 33 × 33 × 39 cm (13 × 13 × 15 in). Sketch with that envelope in mind, and break the build down to store it.</w:t>
+              <w:t xml:space="preserve">(1) Build from your classroom Gateway kit — including the bevel gears (Advanced Gear Kit) and, for the lift, the Winch &amp; Pulley Kit. It's mostly EXP plus some V5 mechanism parts, all yours to use. Just don't pull from the separate competition team's V5 kit, so it stays complete. (2) The whole windmill must fit one storage cubby — an IKEA Kallax shelf compartment: a 33 × 33 cm (13 × 13 in) opening, about 38 cm (15 in) deep. The 33 × 33 cm face is the binding limit (the build must pass through it). Sketch with that envelope in mind, and break the build down to store it.</w:t>
             </w:r>
           </w:p>
         </w:tc>
@@ -1416,7 +1416,7 @@
                 <w:iCs/>
                 <w:color w:val="5B6470"/>
               </w:rPr>
-              <w:t xml:space="preserve">EXP parts only · fits the cubby (≈33×33×39 cm) · changes direction 90° · stable &amp; rigid</w:t>
+              <w:t xml:space="preserve">classroom Gateway kit · fits the Kallax cubby (33 × 33 cm opening) · changes direction 90° · stable &amp; rigid</w:t>
             </w:r>
           </w:p>
         </w:tc>

--- a/docs/handouts/Ch05_Windmill_STUDENT.docx
+++ b/docs/handouts/Ch05_Windmill_STUDENT.docx
@@ -2763,6 +2763,183 @@
           <w:szCs w:val="17"/>
         </w:rPr>
         <w:t xml:space="preserve">A VEX beam, dimensioned. Holes are one pitch (0.50 in) apart, center-to-center — count the spaces to get the length, and to check the cubby fit.</w:t>
+      </w:r>
+    </w:p>
+    <w:p>
+      <w:pPr>
+        <w:pBdr>
+          <w:bottom w:val="single" w:color="2E75B6" w:sz="6" w:space="2"/>
+        </w:pBdr>
+        <w:spacing w:after="70" w:before="200"/>
+      </w:pPr>
+      <w:r>
+        <w:rPr>
+          <w:b/>
+          <w:bCs/>
+          <w:i w:val="false"/>
+          <w:iCs w:val="false"/>
+          <w:color w:val="2E75B6"/>
+          <w:sz w:val="24"/>
+          <w:szCs w:val="24"/>
+        </w:rPr>
+        <w:t xml:space="preserve">Code It — Run Your Windmill</w:t>
+      </w:r>
+    </w:p>
+    <w:p>
+      <w:pPr>
+        <w:spacing w:after="40" w:before="0" w:line="264"/>
+      </w:pPr>
+      <w:r>
+        <w:rPr>
+          <w:b w:val="false"/>
+          <w:bCs w:val="false"/>
+          <w:i w:val="false"/>
+          <w:iCs w:val="false"/>
+        </w:rPr>
+        <w:t xml:space="preserve">Once your windmill is built, make it turn on its own — no new commands, just what you know. In the starter's marked region:</w:t>
+      </w:r>
+    </w:p>
+    <w:p>
+      <w:pPr>
+        <w:spacing w:after="30" w:before="150"/>
+      </w:pPr>
+      <w:r>
+        <w:rPr>
+          <w:rFonts w:ascii="Consolas" w:cs="Consolas" w:eastAsia="Consolas" w:hAnsi="Consolas"/>
+          <w:b/>
+          <w:bCs/>
+          <w:i w:val="false"/>
+          <w:iCs w:val="false"/>
+          <w:color w:val="2E75B6"/>
+          <w:sz w:val="16"/>
+          <w:szCs w:val="16"/>
+        </w:rPr>
+        <w:t xml:space="preserve">Type this in the marked region</w:t>
+      </w:r>
+    </w:p>
+    <w:tbl>
+      <w:tblPr>
+        <w:tblW w:type="dxa" w:w="9360"/>
+        <w:tblBorders>
+          <w:top w:val="none"/>
+          <w:left w:val="single" w:color="2E75B6" w:sz="18"/>
+          <w:bottom w:val="none"/>
+          <w:right w:val="none"/>
+          <w:insideH w:val="none"/>
+          <w:insideV w:val="none"/>
+        </w:tblBorders>
+      </w:tblPr>
+      <w:tblGrid>
+        <w:gridCol w:w="100"/>
+      </w:tblGrid>
+      <w:tr>
+        <w:tc>
+          <w:tcPr>
+            <w:tcW w:type="dxa" w:w="9360"/>
+            <w:shd w:fill="F4F4F4" w:val="clear"/>
+            <w:tcMar>
+              <w:top w:type="dxa" w:w="90"/>
+              <w:left w:type="dxa" w:w="150"/>
+              <w:bottom w:type="dxa" w:w="90"/>
+              <w:right w:type="dxa" w:w="150"/>
+            </w:tcMar>
+          </w:tcPr>
+          <w:p>
+            <w:pPr>
+              <w:spacing w:after="0" w:before="0" w:line="238"/>
+            </w:pPr>
+            <w:r>
+              <w:rPr>
+                <w:rFonts w:ascii="Consolas" w:cs="Consolas" w:eastAsia="Consolas" w:hAnsi="Consolas"/>
+                <w:b w:val="false"/>
+                <w:bCs w:val="false"/>
+                <w:i w:val="false"/>
+                <w:iCs w:val="false"/>
+                <w:color w:val="243240"/>
+                <w:sz w:val="18"/>
+                <w:szCs w:val="18"/>
+              </w:rPr>
+              <w:t xml:space="preserve">leftMotor.setVelocity(35, percent);</w:t>
+            </w:r>
+          </w:p>
+          <w:p>
+            <w:pPr>
+              <w:spacing w:after="0" w:before="0" w:line="238"/>
+            </w:pPr>
+            <w:r>
+              <w:rPr>
+                <w:rFonts w:ascii="Consolas" w:cs="Consolas" w:eastAsia="Consolas" w:hAnsi="Consolas"/>
+                <w:b w:val="false"/>
+                <w:bCs w:val="false"/>
+                <w:i w:val="false"/>
+                <w:iCs w:val="false"/>
+                <w:color w:val="243240"/>
+                <w:sz w:val="18"/>
+                <w:szCs w:val="18"/>
+              </w:rPr>
+              <w:t xml:space="preserve">leftMotor.spin(forward);</w:t>
+            </w:r>
+          </w:p>
+          <w:p>
+            <w:pPr>
+              <w:spacing w:after="0" w:before="0" w:line="238"/>
+            </w:pPr>
+            <w:r>
+              <w:rPr>
+                <w:rFonts w:ascii="Consolas" w:cs="Consolas" w:eastAsia="Consolas" w:hAnsi="Consolas"/>
+                <w:b w:val="false"/>
+                <w:bCs w:val="false"/>
+                <w:i w:val="false"/>
+                <w:iCs w:val="false"/>
+                <w:color w:val="243240"/>
+                <w:sz w:val="18"/>
+                <w:szCs w:val="18"/>
+              </w:rPr>
+              <w:t xml:space="preserve">wait(5, seconds);</w:t>
+            </w:r>
+          </w:p>
+          <w:p>
+            <w:pPr>
+              <w:spacing w:after="0" w:before="0" w:line="238"/>
+            </w:pPr>
+            <w:r>
+              <w:rPr>
+                <w:rFonts w:ascii="Consolas" w:cs="Consolas" w:eastAsia="Consolas" w:hAnsi="Consolas"/>
+                <w:b w:val="false"/>
+                <w:bCs w:val="false"/>
+                <w:i w:val="false"/>
+                <w:iCs w:val="false"/>
+                <w:color w:val="243240"/>
+                <w:sz w:val="18"/>
+                <w:szCs w:val="18"/>
+              </w:rPr>
+              <w:t xml:space="preserve">leftMotor.stop();</w:t>
+            </w:r>
+          </w:p>
+        </w:tc>
+      </w:tr>
+    </w:tbl>
+    <w:p>
+      <w:pPr>
+        <w:spacing w:after="90" w:before="30" w:line="264"/>
+      </w:pPr>
+      <w:r>
+        <w:rPr>
+          <w:b/>
+          <w:bCs/>
+          <w:i w:val="false"/>
+          <w:iCs w:val="false"/>
+        </w:rPr>
+        <w:t xml:space="preserve">Now try:  </w:t>
+      </w:r>
+      <w:r>
+        <w:rPr>
+          <w:b w:val="false"/>
+          <w:bCs w:val="false"/>
+          <w:i w:val="false"/>
+          <w:iCs w:val="false"/>
+        </w:rPr>
+        <w:t xml:space="preserve">tune the speed. Too fast and a tall windmill wobbles; too slow and it stalls under the gear load. Find the percent where it turns smoothly — engineering the software to fit the build.</w:t>
       </w:r>
     </w:p>
     <w:p>
